--- a/docs/dev/documents/SAD_08b_Forseti.docx
+++ b/docs/dev/documents/SAD_08b_Forseti.docx
@@ -344,7 +344,7 @@
                 <w:color w:val="1A1A1A"/>
                 <w:sz w:val="17"/>
               </w:rPr>
-              <w:t>CONFIDENTIAL — RECIPIENT EYES ONLY</w:t>
+              <w:t>PUBLIC, published with the Midgard repository</w:t>
             </w:r>
           </w:p>
         </w:tc>
@@ -6483,7 +6483,7 @@
           <w:color w:val="0B4884"/>
           <w:sz w:val="16"/>
         </w:rPr>
-        <w:t>END OF ADDENDUM — Akuma Engineering Ltd. — CONFIDENTIAL: RECIPIENT EYES ONLY</w:t>
+        <w:t>END OF ADDENDUM — Akuma Engineering Ltd. — PUBLIC, published with the Midgard repository</w:t>
       </w:r>
     </w:p>
     <w:sectPr>
@@ -6510,7 +6510,7 @@
         <w:color w:val="595959"/>
         <w:sz w:val="13"/>
       </w:rPr>
-      <w:t>CONFIDENTIAL — RECIPIENT EYES ONLY  ·  Assurance &amp; force-protection. Subject is asset/geometry/system, never a person. No behavioural threat-scoring.</w:t>
+      <w:t>PUBLIC, published with the Midgard repository  ·  Assurance &amp; force-protection. Subject is asset/geometry/system, never a person. No behavioural threat-scoring.</w:t>
     </w:r>
   </w:p>
 </w:ftr>
